--- a/Knowledge/3-Work knowledge/1-Software Engineering/2-Testing/5-My Source/1-ISTQB Foundation Level/5-Test Management/1-Phases of the Software Testing Life Cycle (STLC)/8-Test Reporting & Closure.docx
+++ b/Knowledge/3-Work knowledge/1-Software Engineering/2-Testing/5-My Source/1-ISTQB Foundation Level/5-Test Management/1-Phases of the Software Testing Life Cycle (STLC)/8-Test Reporting & Closure.docx
@@ -28,51 +28,77 @@
       </w:pPr>
       <w:r>
         <w:rPr>
-          <w:b/>
-          <w:shd w:val="clear" w:color="auto" w:fill="B7B7B7"/>
-        </w:rPr>
-        <w:t># Source</w:t>
-      </w:r>
-      <w:r>
-        <w:rPr>
-          <w:shd w:val="clear" w:color="auto" w:fill="B7B7B7"/>
-        </w:rPr>
-        <w:t xml:space="preserve">: </w:t>
-      </w:r>
-      <w:r>
-        <w:rPr>
-          <w:b/>
-          <w:shd w:val="clear" w:color="auto" w:fill="B7B7B7"/>
-        </w:rPr>
-        <w:t xml:space="preserve">Chatgpt </w:t>
-      </w:r>
-      <w:r>
-        <w:rPr>
-          <w:b/>
-          <w:sz w:val="14"/>
-          <w:szCs w:val="14"/>
-          <w:shd w:val="clear" w:color="auto" w:fill="B7B7B7"/>
-        </w:rPr>
-        <w:t>(GPT</w:t>
-      </w:r>
-      <w:r>
-        <w:rPr>
-          <w:rFonts w:ascii="Cambria Math" w:hAnsi="Cambria Math" w:cs="Cambria Math"/>
-          <w:b/>
-          <w:sz w:val="14"/>
-          <w:szCs w:val="14"/>
-          <w:shd w:val="clear" w:color="auto" w:fill="B7B7B7"/>
+          <w:rFonts w:ascii="Arial" w:eastAsia="Arial" w:hAnsi="Arial" w:cs="Arial"/>
+          <w:b/>
+          <w:color w:val="000000"/>
+          <w:sz w:val="18"/>
+          <w:highlight w:val="lightGray"/>
+        </w:rPr>
+        <w:t># Source: AI Source: Provided by: [Data Path</w:t>
+      </w:r>
+      <w:r>
+        <w:rPr>
+          <w:rFonts w:ascii="Arial" w:eastAsia="Arial" w:hAnsi="Arial" w:cs="Arial"/>
+          <w:color w:val="000000"/>
+          <w:sz w:val="18"/>
+          <w:highlight w:val="lightGray"/>
+        </w:rPr>
+        <w:t xml:space="preserve">: Persons Table -&gt; ID Column: 1, Name_En Column: Motasem Essam] -&gt; </w:t>
+      </w:r>
+      <w:r>
+        <w:rPr>
+          <w:rFonts w:ascii="Arial" w:eastAsia="Arial" w:hAnsi="Arial" w:cs="Arial"/>
+          <w:b/>
+          <w:color w:val="000000"/>
+          <w:sz w:val="18"/>
+          <w:highlight w:val="lightGray"/>
+        </w:rPr>
+        <w:t>From:</w:t>
+      </w:r>
+      <w:r>
+        <w:rPr>
+          <w:rFonts w:ascii="Arial" w:eastAsia="Arial" w:hAnsi="Arial" w:cs="Arial"/>
+          <w:color w:val="000000"/>
+          <w:sz w:val="18"/>
+          <w:highlight w:val="lightGray"/>
+        </w:rPr>
+        <w:t xml:space="preserve"> [Chatgpt (GPT</w:t>
+      </w:r>
+      <w:r>
+        <w:rPr>
+          <w:rFonts w:ascii="Arial" w:eastAsia="Arial" w:hAnsi="Arial" w:cs="Cambria Math"/>
+          <w:color w:val="000000"/>
+          <w:sz w:val="18"/>
+          <w:highlight w:val="lightGray"/>
         </w:rPr>
         <w:t>‑</w:t>
       </w:r>
       <w:r>
         <w:rPr>
-          <w:b/>
-          <w:sz w:val="14"/>
-          <w:szCs w:val="14"/>
-          <w:shd w:val="clear" w:color="auto" w:fill="B7B7B7"/>
-        </w:rPr>
-        <w:t>5 Mini) at [8/18/2025]</w:t>
+          <w:rFonts w:ascii="Arial" w:eastAsia="Arial" w:hAnsi="Arial" w:cs="Arial"/>
+          <w:color w:val="000000"/>
+          <w:sz w:val="18"/>
+          <w:highlight w:val="lightGray"/>
+        </w:rPr>
+        <w:t xml:space="preserve">5 Mini)] </w:t>
+      </w:r>
+      <w:r>
+        <w:rPr>
+          <w:rFonts w:ascii="Arial" w:eastAsia="Arial" w:hAnsi="Arial" w:cs="Arial"/>
+          <w:b/>
+          <w:color w:val="000000"/>
+          <w:sz w:val="18"/>
+          <w:highlight w:val="lightGray"/>
+        </w:rPr>
+        <w:t>on</w:t>
+      </w:r>
+      <w:r>
+        <w:rPr>
+          <w:rFonts w:ascii="Arial" w:eastAsia="Arial" w:hAnsi="Arial"/>
+          <w:sz w:val="18"/>
+          <w:highlight w:val="lightGray"/>
+        </w:rPr>
+        <w:t xml:space="preserve"> [8/18/2025]</w:t>
       </w:r>
     </w:p>
     <w:p>
@@ -136,7 +162,7 @@
           <w:ilvl w:val="0"/>
           <w:numId w:val="7"/>
         </w:numPr>
-        <w:spacing w:before="240"/>
+        <w:spacing w:before="240" w:after="0" w:line="276" w:lineRule="auto"/>
         <w:rPr>
           <w:rFonts w:ascii="Roboto Mono" w:eastAsia="Roboto Mono" w:hAnsi="Roboto Mono" w:cs="Roboto Mono"/>
         </w:rPr>
@@ -160,6 +186,7 @@
           <w:ilvl w:val="0"/>
           <w:numId w:val="7"/>
         </w:numPr>
+        <w:spacing w:after="0" w:line="276" w:lineRule="auto"/>
         <w:rPr>
           <w:rFonts w:ascii="Roboto Mono" w:eastAsia="Roboto Mono" w:hAnsi="Roboto Mono" w:cs="Roboto Mono"/>
         </w:rPr>
@@ -183,6 +210,7 @@
           <w:ilvl w:val="0"/>
           <w:numId w:val="7"/>
         </w:numPr>
+        <w:spacing w:after="0" w:line="276" w:lineRule="auto"/>
         <w:rPr>
           <w:rFonts w:ascii="Roboto Mono" w:eastAsia="Roboto Mono" w:hAnsi="Roboto Mono" w:cs="Roboto Mono"/>
         </w:rPr>
@@ -206,6 +234,7 @@
           <w:ilvl w:val="0"/>
           <w:numId w:val="7"/>
         </w:numPr>
+        <w:spacing w:after="0" w:line="276" w:lineRule="auto"/>
         <w:rPr>
           <w:rFonts w:ascii="Roboto Mono" w:eastAsia="Roboto Mono" w:hAnsi="Roboto Mono" w:cs="Roboto Mono"/>
         </w:rPr>
@@ -229,7 +258,7 @@
           <w:ilvl w:val="0"/>
           <w:numId w:val="7"/>
         </w:numPr>
-        <w:spacing w:after="240"/>
+        <w:spacing w:after="240" w:line="276" w:lineRule="auto"/>
       </w:pPr>
       <w:r>
         <w:rPr>
@@ -272,51 +301,77 @@
       </w:pPr>
       <w:r>
         <w:rPr>
-          <w:b/>
-          <w:shd w:val="clear" w:color="auto" w:fill="B7B7B7"/>
-        </w:rPr>
-        <w:t># Source</w:t>
-      </w:r>
-      <w:r>
-        <w:rPr>
-          <w:shd w:val="clear" w:color="auto" w:fill="B7B7B7"/>
-        </w:rPr>
-        <w:t xml:space="preserve">: </w:t>
-      </w:r>
-      <w:r>
-        <w:rPr>
-          <w:b/>
-          <w:shd w:val="clear" w:color="auto" w:fill="B7B7B7"/>
-        </w:rPr>
-        <w:t xml:space="preserve">Chatgpt </w:t>
-      </w:r>
-      <w:r>
-        <w:rPr>
-          <w:b/>
-          <w:sz w:val="14"/>
-          <w:szCs w:val="14"/>
-          <w:shd w:val="clear" w:color="auto" w:fill="B7B7B7"/>
-        </w:rPr>
-        <w:t>(GPT</w:t>
-      </w:r>
-      <w:r>
-        <w:rPr>
-          <w:rFonts w:ascii="Cambria Math" w:hAnsi="Cambria Math" w:cs="Cambria Math"/>
-          <w:b/>
-          <w:sz w:val="14"/>
-          <w:szCs w:val="14"/>
-          <w:shd w:val="clear" w:color="auto" w:fill="B7B7B7"/>
+          <w:rFonts w:ascii="Arial" w:eastAsia="Arial" w:hAnsi="Arial" w:cs="Arial"/>
+          <w:b/>
+          <w:color w:val="000000"/>
+          <w:sz w:val="18"/>
+          <w:highlight w:val="lightGray"/>
+        </w:rPr>
+        <w:t># Source: AI Source: Provided by: [Data Path</w:t>
+      </w:r>
+      <w:r>
+        <w:rPr>
+          <w:rFonts w:ascii="Arial" w:eastAsia="Arial" w:hAnsi="Arial" w:cs="Arial"/>
+          <w:color w:val="000000"/>
+          <w:sz w:val="18"/>
+          <w:highlight w:val="lightGray"/>
+        </w:rPr>
+        <w:t xml:space="preserve">: Persons Table -&gt; ID Column: 1, Name_En Column: Motasem Essam] -&gt; </w:t>
+      </w:r>
+      <w:r>
+        <w:rPr>
+          <w:rFonts w:ascii="Arial" w:eastAsia="Arial" w:hAnsi="Arial" w:cs="Arial"/>
+          <w:b/>
+          <w:color w:val="000000"/>
+          <w:sz w:val="18"/>
+          <w:highlight w:val="lightGray"/>
+        </w:rPr>
+        <w:t>From:</w:t>
+      </w:r>
+      <w:r>
+        <w:rPr>
+          <w:rFonts w:ascii="Arial" w:eastAsia="Arial" w:hAnsi="Arial" w:cs="Arial"/>
+          <w:color w:val="000000"/>
+          <w:sz w:val="18"/>
+          <w:highlight w:val="lightGray"/>
+        </w:rPr>
+        <w:t xml:space="preserve"> [Chatgpt (GPT</w:t>
+      </w:r>
+      <w:r>
+        <w:rPr>
+          <w:rFonts w:ascii="Arial" w:eastAsia="Arial" w:hAnsi="Arial" w:cs="Cambria Math"/>
+          <w:color w:val="000000"/>
+          <w:sz w:val="18"/>
+          <w:highlight w:val="lightGray"/>
         </w:rPr>
         <w:t>‑</w:t>
       </w:r>
       <w:r>
         <w:rPr>
-          <w:b/>
-          <w:sz w:val="14"/>
-          <w:szCs w:val="14"/>
-          <w:shd w:val="clear" w:color="auto" w:fill="B7B7B7"/>
-        </w:rPr>
-        <w:t>5 Mini) at [8/18/2025]</w:t>
+          <w:rFonts w:ascii="Arial" w:eastAsia="Arial" w:hAnsi="Arial" w:cs="Arial"/>
+          <w:color w:val="000000"/>
+          <w:sz w:val="18"/>
+          <w:highlight w:val="lightGray"/>
+        </w:rPr>
+        <w:t xml:space="preserve">5 Mini)] </w:t>
+      </w:r>
+      <w:r>
+        <w:rPr>
+          <w:rFonts w:ascii="Arial" w:eastAsia="Arial" w:hAnsi="Arial" w:cs="Arial"/>
+          <w:b/>
+          <w:color w:val="000000"/>
+          <w:sz w:val="18"/>
+          <w:highlight w:val="lightGray"/>
+        </w:rPr>
+        <w:t>on</w:t>
+      </w:r>
+      <w:r>
+        <w:rPr>
+          <w:rFonts w:ascii="Arial" w:eastAsia="Arial" w:hAnsi="Arial"/>
+          <w:sz w:val="18"/>
+          <w:highlight w:val="lightGray"/>
+        </w:rPr>
+        <w:t xml:space="preserve"> [8/18/2025]</w:t>
       </w:r>
     </w:p>
     <w:p>
@@ -325,7 +380,7 @@
           <w:ilvl w:val="0"/>
           <w:numId w:val="6"/>
         </w:numPr>
-        <w:spacing w:before="240"/>
+        <w:spacing w:before="240" w:after="0" w:line="276" w:lineRule="auto"/>
       </w:pPr>
       <w:r>
         <w:rPr>
@@ -359,6 +414,7 @@
           <w:ilvl w:val="0"/>
           <w:numId w:val="6"/>
         </w:numPr>
+        <w:spacing w:after="0" w:line="276" w:lineRule="auto"/>
       </w:pPr>
       <w:r>
         <w:rPr>
@@ -392,6 +448,7 @@
           <w:ilvl w:val="0"/>
           <w:numId w:val="6"/>
         </w:numPr>
+        <w:spacing w:after="0" w:line="276" w:lineRule="auto"/>
       </w:pPr>
       <w:r>
         <w:rPr>
@@ -425,6 +482,7 @@
           <w:ilvl w:val="0"/>
           <w:numId w:val="6"/>
         </w:numPr>
+        <w:spacing w:after="0" w:line="276" w:lineRule="auto"/>
       </w:pPr>
       <w:r>
         <w:rPr>
@@ -458,6 +516,7 @@
           <w:ilvl w:val="0"/>
           <w:numId w:val="6"/>
         </w:numPr>
+        <w:spacing w:after="0" w:line="276" w:lineRule="auto"/>
       </w:pPr>
       <w:r>
         <w:rPr>
@@ -491,7 +550,7 @@
           <w:ilvl w:val="0"/>
           <w:numId w:val="6"/>
         </w:numPr>
-        <w:spacing w:after="240"/>
+        <w:spacing w:after="240" w:line="276" w:lineRule="auto"/>
       </w:pPr>
       <w:r>
         <w:rPr>
@@ -541,7 +600,6 @@
           <w:sz w:val="26"/>
           <w:szCs w:val="26"/>
         </w:rPr>
-        <w:lastRenderedPageBreak/>
         <w:t>📊 Example Test Report Contents</w:t>
       </w:r>
     </w:p>
@@ -551,51 +609,77 @@
       </w:pPr>
       <w:r>
         <w:rPr>
-          <w:b/>
-          <w:shd w:val="clear" w:color="auto" w:fill="B7B7B7"/>
-        </w:rPr>
-        <w:t># Source</w:t>
-      </w:r>
-      <w:r>
-        <w:rPr>
-          <w:shd w:val="clear" w:color="auto" w:fill="B7B7B7"/>
-        </w:rPr>
-        <w:t xml:space="preserve">: </w:t>
-      </w:r>
-      <w:r>
-        <w:rPr>
-          <w:b/>
-          <w:shd w:val="clear" w:color="auto" w:fill="B7B7B7"/>
-        </w:rPr>
-        <w:t xml:space="preserve">Chatgpt </w:t>
-      </w:r>
-      <w:r>
-        <w:rPr>
-          <w:b/>
-          <w:sz w:val="14"/>
-          <w:szCs w:val="14"/>
-          <w:shd w:val="clear" w:color="auto" w:fill="B7B7B7"/>
-        </w:rPr>
-        <w:t>(GPT</w:t>
-      </w:r>
-      <w:r>
-        <w:rPr>
-          <w:rFonts w:ascii="Cambria Math" w:hAnsi="Cambria Math" w:cs="Cambria Math"/>
-          <w:b/>
-          <w:sz w:val="14"/>
-          <w:szCs w:val="14"/>
-          <w:shd w:val="clear" w:color="auto" w:fill="B7B7B7"/>
+          <w:rFonts w:ascii="Arial" w:eastAsia="Arial" w:hAnsi="Arial" w:cs="Arial"/>
+          <w:b/>
+          <w:color w:val="000000"/>
+          <w:sz w:val="18"/>
+          <w:highlight w:val="lightGray"/>
+        </w:rPr>
+        <w:t># Source: AI Source: Provided by: [Data Path</w:t>
+      </w:r>
+      <w:r>
+        <w:rPr>
+          <w:rFonts w:ascii="Arial" w:eastAsia="Arial" w:hAnsi="Arial" w:cs="Arial"/>
+          <w:color w:val="000000"/>
+          <w:sz w:val="18"/>
+          <w:highlight w:val="lightGray"/>
+        </w:rPr>
+        <w:t xml:space="preserve">: Persons Table -&gt; ID Column: 1, Name_En Column: Motasem Essam] -&gt; </w:t>
+      </w:r>
+      <w:r>
+        <w:rPr>
+          <w:rFonts w:ascii="Arial" w:eastAsia="Arial" w:hAnsi="Arial" w:cs="Arial"/>
+          <w:b/>
+          <w:color w:val="000000"/>
+          <w:sz w:val="18"/>
+          <w:highlight w:val="lightGray"/>
+        </w:rPr>
+        <w:t>From:</w:t>
+      </w:r>
+      <w:r>
+        <w:rPr>
+          <w:rFonts w:ascii="Arial" w:eastAsia="Arial" w:hAnsi="Arial" w:cs="Arial"/>
+          <w:color w:val="000000"/>
+          <w:sz w:val="18"/>
+          <w:highlight w:val="lightGray"/>
+        </w:rPr>
+        <w:t xml:space="preserve"> [Chatgpt (GPT</w:t>
+      </w:r>
+      <w:r>
+        <w:rPr>
+          <w:rFonts w:ascii="Arial" w:eastAsia="Arial" w:hAnsi="Arial" w:cs="Cambria Math"/>
+          <w:color w:val="000000"/>
+          <w:sz w:val="18"/>
+          <w:highlight w:val="lightGray"/>
         </w:rPr>
         <w:t>‑</w:t>
       </w:r>
       <w:r>
         <w:rPr>
-          <w:b/>
-          <w:sz w:val="14"/>
-          <w:szCs w:val="14"/>
-          <w:shd w:val="clear" w:color="auto" w:fill="B7B7B7"/>
-        </w:rPr>
-        <w:t>5 Mini) at [8/18/2025]</w:t>
+          <w:rFonts w:ascii="Arial" w:eastAsia="Arial" w:hAnsi="Arial" w:cs="Arial"/>
+          <w:color w:val="000000"/>
+          <w:sz w:val="18"/>
+          <w:highlight w:val="lightGray"/>
+        </w:rPr>
+        <w:t xml:space="preserve">5 Mini)] </w:t>
+      </w:r>
+      <w:r>
+        <w:rPr>
+          <w:rFonts w:ascii="Arial" w:eastAsia="Arial" w:hAnsi="Arial" w:cs="Arial"/>
+          <w:b/>
+          <w:color w:val="000000"/>
+          <w:sz w:val="18"/>
+          <w:highlight w:val="lightGray"/>
+        </w:rPr>
+        <w:t>on</w:t>
+      </w:r>
+      <w:r>
+        <w:rPr>
+          <w:rFonts w:ascii="Arial" w:eastAsia="Arial" w:hAnsi="Arial"/>
+          <w:sz w:val="18"/>
+          <w:highlight w:val="lightGray"/>
+        </w:rPr>
+        <w:t xml:space="preserve"> [8/18/2025]</w:t>
       </w:r>
     </w:p>
     <w:p>
@@ -604,7 +688,7 @@
           <w:ilvl w:val="0"/>
           <w:numId w:val="5"/>
         </w:numPr>
-        <w:spacing w:before="240"/>
+        <w:spacing w:before="240" w:after="0" w:line="276" w:lineRule="auto"/>
       </w:pPr>
       <w:r>
         <w:rPr>
@@ -632,6 +716,7 @@
           <w:ilvl w:val="0"/>
           <w:numId w:val="5"/>
         </w:numPr>
+        <w:spacing w:after="0" w:line="276" w:lineRule="auto"/>
       </w:pPr>
       <w:r>
         <w:rPr>
@@ -659,6 +744,7 @@
           <w:ilvl w:val="0"/>
           <w:numId w:val="5"/>
         </w:numPr>
+        <w:spacing w:after="0" w:line="276" w:lineRule="auto"/>
       </w:pPr>
       <w:r>
         <w:rPr>
@@ -686,6 +772,7 @@
           <w:ilvl w:val="0"/>
           <w:numId w:val="5"/>
         </w:numPr>
+        <w:spacing w:after="0" w:line="276" w:lineRule="auto"/>
       </w:pPr>
       <w:r>
         <w:rPr>
@@ -713,6 +800,7 @@
           <w:ilvl w:val="0"/>
           <w:numId w:val="5"/>
         </w:numPr>
+        <w:spacing w:after="0" w:line="276" w:lineRule="auto"/>
       </w:pPr>
       <w:r>
         <w:rPr>
@@ -740,7 +828,7 @@
           <w:ilvl w:val="0"/>
           <w:numId w:val="5"/>
         </w:numPr>
-        <w:spacing w:after="240"/>
+        <w:spacing w:after="240" w:line="276" w:lineRule="auto"/>
       </w:pPr>
       <w:r>
         <w:rPr>
@@ -764,7 +852,7 @@
     </w:p>
     <w:p>
       <w:r>
-        <w:pict w14:anchorId="5D645C8A">
+        <w:pict w14:anchorId="21FA7CC6">
           <v:rect id="_x0000_i1025" style="width:0;height:1.5pt" o:hralign="center" o:hrstd="t" o:hr="t" fillcolor="#a0a0a0" stroked="f"/>
         </w:pict>
       </w:r>
@@ -797,51 +885,77 @@
       </w:pPr>
       <w:r>
         <w:rPr>
-          <w:b/>
-          <w:shd w:val="clear" w:color="auto" w:fill="B7B7B7"/>
-        </w:rPr>
-        <w:t># Source</w:t>
-      </w:r>
-      <w:r>
-        <w:rPr>
-          <w:shd w:val="clear" w:color="auto" w:fill="B7B7B7"/>
-        </w:rPr>
-        <w:t xml:space="preserve">: </w:t>
-      </w:r>
-      <w:r>
-        <w:rPr>
-          <w:b/>
-          <w:shd w:val="clear" w:color="auto" w:fill="B7B7B7"/>
-        </w:rPr>
-        <w:t xml:space="preserve">Chatgpt </w:t>
-      </w:r>
-      <w:r>
-        <w:rPr>
-          <w:b/>
-          <w:sz w:val="14"/>
-          <w:szCs w:val="14"/>
-          <w:shd w:val="clear" w:color="auto" w:fill="B7B7B7"/>
-        </w:rPr>
-        <w:t>(GPT</w:t>
-      </w:r>
-      <w:r>
-        <w:rPr>
-          <w:rFonts w:ascii="Cambria Math" w:hAnsi="Cambria Math" w:cs="Cambria Math"/>
-          <w:b/>
-          <w:sz w:val="14"/>
-          <w:szCs w:val="14"/>
-          <w:shd w:val="clear" w:color="auto" w:fill="B7B7B7"/>
+          <w:rFonts w:ascii="Arial" w:eastAsia="Arial" w:hAnsi="Arial" w:cs="Arial"/>
+          <w:b/>
+          <w:color w:val="000000"/>
+          <w:sz w:val="18"/>
+          <w:highlight w:val="lightGray"/>
+        </w:rPr>
+        <w:t># Source: AI Source: Provided by: [Data Path</w:t>
+      </w:r>
+      <w:r>
+        <w:rPr>
+          <w:rFonts w:ascii="Arial" w:eastAsia="Arial" w:hAnsi="Arial" w:cs="Arial"/>
+          <w:color w:val="000000"/>
+          <w:sz w:val="18"/>
+          <w:highlight w:val="lightGray"/>
+        </w:rPr>
+        <w:t xml:space="preserve">: Persons Table -&gt; ID Column: 1, Name_En Column: Motasem Essam] -&gt; </w:t>
+      </w:r>
+      <w:r>
+        <w:rPr>
+          <w:rFonts w:ascii="Arial" w:eastAsia="Arial" w:hAnsi="Arial" w:cs="Arial"/>
+          <w:b/>
+          <w:color w:val="000000"/>
+          <w:sz w:val="18"/>
+          <w:highlight w:val="lightGray"/>
+        </w:rPr>
+        <w:t>From:</w:t>
+      </w:r>
+      <w:r>
+        <w:rPr>
+          <w:rFonts w:ascii="Arial" w:eastAsia="Arial" w:hAnsi="Arial" w:cs="Arial"/>
+          <w:color w:val="000000"/>
+          <w:sz w:val="18"/>
+          <w:highlight w:val="lightGray"/>
+        </w:rPr>
+        <w:t xml:space="preserve"> [Chatgpt (GPT</w:t>
+      </w:r>
+      <w:r>
+        <w:rPr>
+          <w:rFonts w:ascii="Arial" w:eastAsia="Arial" w:hAnsi="Arial" w:cs="Cambria Math"/>
+          <w:color w:val="000000"/>
+          <w:sz w:val="18"/>
+          <w:highlight w:val="lightGray"/>
         </w:rPr>
         <w:t>‑</w:t>
       </w:r>
       <w:r>
         <w:rPr>
-          <w:b/>
-          <w:sz w:val="14"/>
-          <w:szCs w:val="14"/>
-          <w:shd w:val="clear" w:color="auto" w:fill="B7B7B7"/>
-        </w:rPr>
-        <w:t>5 Mini) at [8/18/2025]</w:t>
+          <w:rFonts w:ascii="Arial" w:eastAsia="Arial" w:hAnsi="Arial" w:cs="Arial"/>
+          <w:color w:val="000000"/>
+          <w:sz w:val="18"/>
+          <w:highlight w:val="lightGray"/>
+        </w:rPr>
+        <w:t xml:space="preserve">5 Mini)] </w:t>
+      </w:r>
+      <w:r>
+        <w:rPr>
+          <w:rFonts w:ascii="Arial" w:eastAsia="Arial" w:hAnsi="Arial" w:cs="Arial"/>
+          <w:b/>
+          <w:color w:val="000000"/>
+          <w:sz w:val="18"/>
+          <w:highlight w:val="lightGray"/>
+        </w:rPr>
+        <w:t>on</w:t>
+      </w:r>
+      <w:r>
+        <w:rPr>
+          <w:rFonts w:ascii="Arial" w:eastAsia="Arial" w:hAnsi="Arial"/>
+          <w:sz w:val="18"/>
+          <w:highlight w:val="lightGray"/>
+        </w:rPr>
+        <w:t xml:space="preserve"> [8/18/2025]</w:t>
       </w:r>
     </w:p>
     <w:p>
@@ -903,51 +1017,77 @@
       </w:pPr>
       <w:r>
         <w:rPr>
-          <w:b/>
-          <w:shd w:val="clear" w:color="auto" w:fill="B7B7B7"/>
-        </w:rPr>
-        <w:t># Source</w:t>
-      </w:r>
-      <w:r>
-        <w:rPr>
-          <w:shd w:val="clear" w:color="auto" w:fill="B7B7B7"/>
-        </w:rPr>
-        <w:t xml:space="preserve">: </w:t>
-      </w:r>
-      <w:r>
-        <w:rPr>
-          <w:b/>
-          <w:shd w:val="clear" w:color="auto" w:fill="B7B7B7"/>
-        </w:rPr>
-        <w:t xml:space="preserve">Chatgpt </w:t>
-      </w:r>
-      <w:r>
-        <w:rPr>
-          <w:b/>
-          <w:sz w:val="14"/>
-          <w:szCs w:val="14"/>
-          <w:shd w:val="clear" w:color="auto" w:fill="B7B7B7"/>
-        </w:rPr>
-        <w:t>(GPT</w:t>
-      </w:r>
-      <w:r>
-        <w:rPr>
-          <w:rFonts w:ascii="Cambria Math" w:hAnsi="Cambria Math" w:cs="Cambria Math"/>
-          <w:b/>
-          <w:sz w:val="14"/>
-          <w:szCs w:val="14"/>
-          <w:shd w:val="clear" w:color="auto" w:fill="B7B7B7"/>
+          <w:rFonts w:ascii="Arial" w:eastAsia="Arial" w:hAnsi="Arial" w:cs="Arial"/>
+          <w:b/>
+          <w:color w:val="000000"/>
+          <w:sz w:val="18"/>
+          <w:highlight w:val="lightGray"/>
+        </w:rPr>
+        <w:t># Source: AI Source: Provided by: [Data Path</w:t>
+      </w:r>
+      <w:r>
+        <w:rPr>
+          <w:rFonts w:ascii="Arial" w:eastAsia="Arial" w:hAnsi="Arial" w:cs="Arial"/>
+          <w:color w:val="000000"/>
+          <w:sz w:val="18"/>
+          <w:highlight w:val="lightGray"/>
+        </w:rPr>
+        <w:t xml:space="preserve">: Persons Table -&gt; ID Column: 1, Name_En Column: Motasem Essam] -&gt; </w:t>
+      </w:r>
+      <w:r>
+        <w:rPr>
+          <w:rFonts w:ascii="Arial" w:eastAsia="Arial" w:hAnsi="Arial" w:cs="Arial"/>
+          <w:b/>
+          <w:color w:val="000000"/>
+          <w:sz w:val="18"/>
+          <w:highlight w:val="lightGray"/>
+        </w:rPr>
+        <w:t>From:</w:t>
+      </w:r>
+      <w:r>
+        <w:rPr>
+          <w:rFonts w:ascii="Arial" w:eastAsia="Arial" w:hAnsi="Arial" w:cs="Arial"/>
+          <w:color w:val="000000"/>
+          <w:sz w:val="18"/>
+          <w:highlight w:val="lightGray"/>
+        </w:rPr>
+        <w:t xml:space="preserve"> [Chatgpt (GPT</w:t>
+      </w:r>
+      <w:r>
+        <w:rPr>
+          <w:rFonts w:ascii="Arial" w:eastAsia="Arial" w:hAnsi="Arial" w:cs="Cambria Math"/>
+          <w:color w:val="000000"/>
+          <w:sz w:val="18"/>
+          <w:highlight w:val="lightGray"/>
         </w:rPr>
         <w:t>‑</w:t>
       </w:r>
       <w:r>
         <w:rPr>
-          <w:b/>
-          <w:sz w:val="14"/>
-          <w:szCs w:val="14"/>
-          <w:shd w:val="clear" w:color="auto" w:fill="B7B7B7"/>
-        </w:rPr>
-        <w:t>5 Mini) at [8/18/2025]</w:t>
+          <w:rFonts w:ascii="Arial" w:eastAsia="Arial" w:hAnsi="Arial" w:cs="Arial"/>
+          <w:color w:val="000000"/>
+          <w:sz w:val="18"/>
+          <w:highlight w:val="lightGray"/>
+        </w:rPr>
+        <w:t xml:space="preserve">5 Mini)] </w:t>
+      </w:r>
+      <w:r>
+        <w:rPr>
+          <w:rFonts w:ascii="Arial" w:eastAsia="Arial" w:hAnsi="Arial" w:cs="Arial"/>
+          <w:b/>
+          <w:color w:val="000000"/>
+          <w:sz w:val="18"/>
+          <w:highlight w:val="lightGray"/>
+        </w:rPr>
+        <w:t>on</w:t>
+      </w:r>
+      <w:r>
+        <w:rPr>
+          <w:rFonts w:ascii="Arial" w:eastAsia="Arial" w:hAnsi="Arial"/>
+          <w:sz w:val="18"/>
+          <w:highlight w:val="lightGray"/>
+        </w:rPr>
+        <w:t xml:space="preserve"> [8/18/2025]</w:t>
       </w:r>
     </w:p>
     <w:p>
@@ -956,7 +1096,7 @@
           <w:ilvl w:val="0"/>
           <w:numId w:val="1"/>
         </w:numPr>
-        <w:spacing w:before="240"/>
+        <w:spacing w:before="240" w:after="0" w:line="276" w:lineRule="auto"/>
       </w:pPr>
       <w:r>
         <w:rPr>
@@ -984,6 +1124,7 @@
           <w:ilvl w:val="0"/>
           <w:numId w:val="1"/>
         </w:numPr>
+        <w:spacing w:after="0" w:line="276" w:lineRule="auto"/>
       </w:pPr>
       <w:r>
         <w:rPr>
@@ -1011,6 +1152,7 @@
           <w:ilvl w:val="0"/>
           <w:numId w:val="1"/>
         </w:numPr>
+        <w:spacing w:after="0" w:line="276" w:lineRule="auto"/>
       </w:pPr>
       <w:r>
         <w:rPr>
@@ -1038,13 +1180,13 @@
           <w:ilvl w:val="0"/>
           <w:numId w:val="1"/>
         </w:numPr>
-      </w:pPr>
-      <w:r>
-        <w:rPr>
-          <w:rFonts w:ascii="Roboto Mono" w:eastAsia="Roboto Mono" w:hAnsi="Roboto Mono" w:cs="Roboto Mono"/>
-          <w:b/>
-        </w:rPr>
-        <w:lastRenderedPageBreak/>
+        <w:spacing w:after="0" w:line="276" w:lineRule="auto"/>
+      </w:pPr>
+      <w:r>
+        <w:rPr>
+          <w:rFonts w:ascii="Roboto Mono" w:eastAsia="Roboto Mono" w:hAnsi="Roboto Mono" w:cs="Roboto Mono"/>
+          <w:b/>
+        </w:rPr>
         <w:t>Archive testware</w:t>
       </w:r>
       <w:r>
@@ -1066,6 +1208,7 @@
           <w:ilvl w:val="0"/>
           <w:numId w:val="1"/>
         </w:numPr>
+        <w:spacing w:after="0" w:line="276" w:lineRule="auto"/>
       </w:pPr>
       <w:r>
         <w:rPr>
@@ -1093,6 +1236,7 @@
           <w:ilvl w:val="0"/>
           <w:numId w:val="1"/>
         </w:numPr>
+        <w:spacing w:after="0" w:line="276" w:lineRule="auto"/>
       </w:pPr>
       <w:r>
         <w:rPr>
@@ -1120,7 +1264,7 @@
           <w:ilvl w:val="0"/>
           <w:numId w:val="1"/>
         </w:numPr>
-        <w:spacing w:after="240"/>
+        <w:spacing w:after="240" w:line="276" w:lineRule="auto"/>
       </w:pPr>
       <w:r>
         <w:rPr>
@@ -1144,7 +1288,7 @@
     </w:p>
     <w:p>
       <w:r>
-        <w:pict w14:anchorId="6E3EF4DE">
+        <w:pict w14:anchorId="21917A2B">
           <v:rect id="_x0000_i1026" style="width:0;height:1.5pt" o:hralign="center" o:hrstd="t" o:hr="t" fillcolor="#a0a0a0" stroked="f"/>
         </w:pict>
       </w:r>
@@ -1177,51 +1321,77 @@
       </w:pPr>
       <w:r>
         <w:rPr>
-          <w:b/>
-          <w:shd w:val="clear" w:color="auto" w:fill="B7B7B7"/>
-        </w:rPr>
-        <w:t># Source</w:t>
-      </w:r>
-      <w:r>
-        <w:rPr>
-          <w:shd w:val="clear" w:color="auto" w:fill="B7B7B7"/>
-        </w:rPr>
-        <w:t xml:space="preserve">: </w:t>
-      </w:r>
-      <w:r>
-        <w:rPr>
-          <w:b/>
-          <w:shd w:val="clear" w:color="auto" w:fill="B7B7B7"/>
-        </w:rPr>
-        <w:t xml:space="preserve">Chatgpt </w:t>
-      </w:r>
-      <w:r>
-        <w:rPr>
-          <w:b/>
-          <w:sz w:val="14"/>
-          <w:szCs w:val="14"/>
-          <w:shd w:val="clear" w:color="auto" w:fill="B7B7B7"/>
-        </w:rPr>
-        <w:t>(GPT</w:t>
-      </w:r>
-      <w:r>
-        <w:rPr>
-          <w:rFonts w:ascii="Cambria Math" w:hAnsi="Cambria Math" w:cs="Cambria Math"/>
-          <w:b/>
-          <w:sz w:val="14"/>
-          <w:szCs w:val="14"/>
-          <w:shd w:val="clear" w:color="auto" w:fill="B7B7B7"/>
+          <w:rFonts w:ascii="Arial" w:eastAsia="Arial" w:hAnsi="Arial" w:cs="Arial"/>
+          <w:b/>
+          <w:color w:val="000000"/>
+          <w:sz w:val="18"/>
+          <w:highlight w:val="lightGray"/>
+        </w:rPr>
+        <w:t># Source: AI Source: Provided by: [Data Path</w:t>
+      </w:r>
+      <w:r>
+        <w:rPr>
+          <w:rFonts w:ascii="Arial" w:eastAsia="Arial" w:hAnsi="Arial" w:cs="Arial"/>
+          <w:color w:val="000000"/>
+          <w:sz w:val="18"/>
+          <w:highlight w:val="lightGray"/>
+        </w:rPr>
+        <w:t xml:space="preserve">: Persons Table -&gt; ID Column: 1, Name_En Column: Motasem Essam] -&gt; </w:t>
+      </w:r>
+      <w:r>
+        <w:rPr>
+          <w:rFonts w:ascii="Arial" w:eastAsia="Arial" w:hAnsi="Arial" w:cs="Arial"/>
+          <w:b/>
+          <w:color w:val="000000"/>
+          <w:sz w:val="18"/>
+          <w:highlight w:val="lightGray"/>
+        </w:rPr>
+        <w:t>From:</w:t>
+      </w:r>
+      <w:r>
+        <w:rPr>
+          <w:rFonts w:ascii="Arial" w:eastAsia="Arial" w:hAnsi="Arial" w:cs="Arial"/>
+          <w:color w:val="000000"/>
+          <w:sz w:val="18"/>
+          <w:highlight w:val="lightGray"/>
+        </w:rPr>
+        <w:t xml:space="preserve"> [Chatgpt (GPT</w:t>
+      </w:r>
+      <w:r>
+        <w:rPr>
+          <w:rFonts w:ascii="Arial" w:eastAsia="Arial" w:hAnsi="Arial" w:cs="Cambria Math"/>
+          <w:color w:val="000000"/>
+          <w:sz w:val="18"/>
+          <w:highlight w:val="lightGray"/>
         </w:rPr>
         <w:t>‑</w:t>
       </w:r>
       <w:r>
         <w:rPr>
-          <w:b/>
-          <w:sz w:val="14"/>
-          <w:szCs w:val="14"/>
-          <w:shd w:val="clear" w:color="auto" w:fill="B7B7B7"/>
-        </w:rPr>
-        <w:t>5 Mini) at [8/18/2025]</w:t>
+          <w:rFonts w:ascii="Arial" w:eastAsia="Arial" w:hAnsi="Arial" w:cs="Arial"/>
+          <w:color w:val="000000"/>
+          <w:sz w:val="18"/>
+          <w:highlight w:val="lightGray"/>
+        </w:rPr>
+        <w:t xml:space="preserve">5 Mini)] </w:t>
+      </w:r>
+      <w:r>
+        <w:rPr>
+          <w:rFonts w:ascii="Arial" w:eastAsia="Arial" w:hAnsi="Arial" w:cs="Arial"/>
+          <w:b/>
+          <w:color w:val="000000"/>
+          <w:sz w:val="18"/>
+          <w:highlight w:val="lightGray"/>
+        </w:rPr>
+        <w:t>on</w:t>
+      </w:r>
+      <w:r>
+        <w:rPr>
+          <w:rFonts w:ascii="Arial" w:eastAsia="Arial" w:hAnsi="Arial"/>
+          <w:sz w:val="18"/>
+          <w:highlight w:val="lightGray"/>
+        </w:rPr>
+        <w:t xml:space="preserve"> [8/18/2025]</w:t>
       </w:r>
     </w:p>
     <w:p>
@@ -1230,7 +1400,7 @@
           <w:ilvl w:val="0"/>
           <w:numId w:val="4"/>
         </w:numPr>
-        <w:spacing w:before="240"/>
+        <w:spacing w:before="240" w:after="0" w:line="276" w:lineRule="auto"/>
         <w:rPr>
           <w:rFonts w:ascii="Roboto Mono" w:eastAsia="Roboto Mono" w:hAnsi="Roboto Mono" w:cs="Roboto Mono"/>
         </w:rPr>
@@ -1254,6 +1424,7 @@
           <w:ilvl w:val="0"/>
           <w:numId w:val="4"/>
         </w:numPr>
+        <w:spacing w:after="0" w:line="276" w:lineRule="auto"/>
         <w:rPr>
           <w:rFonts w:ascii="Roboto Mono" w:eastAsia="Roboto Mono" w:hAnsi="Roboto Mono" w:cs="Roboto Mono"/>
         </w:rPr>
@@ -1279,6 +1450,7 @@
           <w:ilvl w:val="1"/>
           <w:numId w:val="4"/>
         </w:numPr>
+        <w:spacing w:after="0" w:line="276" w:lineRule="auto"/>
         <w:rPr>
           <w:rFonts w:ascii="Roboto Mono" w:eastAsia="Roboto Mono" w:hAnsi="Roboto Mono" w:cs="Roboto Mono"/>
         </w:rPr>
@@ -1302,6 +1474,7 @@
           <w:ilvl w:val="1"/>
           <w:numId w:val="4"/>
         </w:numPr>
+        <w:spacing w:after="0" w:line="276" w:lineRule="auto"/>
         <w:rPr>
           <w:rFonts w:ascii="Roboto Mono" w:eastAsia="Roboto Mono" w:hAnsi="Roboto Mono" w:cs="Roboto Mono"/>
         </w:rPr>
@@ -1325,6 +1498,7 @@
           <w:ilvl w:val="1"/>
           <w:numId w:val="4"/>
         </w:numPr>
+        <w:spacing w:after="0" w:line="276" w:lineRule="auto"/>
         <w:rPr>
           <w:rFonts w:ascii="Roboto Mono" w:eastAsia="Roboto Mono" w:hAnsi="Roboto Mono" w:cs="Roboto Mono"/>
         </w:rPr>
@@ -1348,6 +1522,7 @@
           <w:ilvl w:val="0"/>
           <w:numId w:val="4"/>
         </w:numPr>
+        <w:spacing w:after="0" w:line="276" w:lineRule="auto"/>
         <w:rPr>
           <w:rFonts w:ascii="Roboto Mono" w:eastAsia="Roboto Mono" w:hAnsi="Roboto Mono" w:cs="Roboto Mono"/>
         </w:rPr>
@@ -1373,6 +1548,7 @@
           <w:ilvl w:val="1"/>
           <w:numId w:val="4"/>
         </w:numPr>
+        <w:spacing w:after="0" w:line="276" w:lineRule="auto"/>
         <w:rPr>
           <w:rFonts w:ascii="Roboto Mono" w:eastAsia="Roboto Mono" w:hAnsi="Roboto Mono" w:cs="Roboto Mono"/>
         </w:rPr>
@@ -1396,6 +1572,7 @@
           <w:ilvl w:val="1"/>
           <w:numId w:val="4"/>
         </w:numPr>
+        <w:spacing w:after="0" w:line="276" w:lineRule="auto"/>
         <w:rPr>
           <w:rFonts w:ascii="Roboto Mono" w:eastAsia="Roboto Mono" w:hAnsi="Roboto Mono" w:cs="Roboto Mono"/>
         </w:rPr>
@@ -1419,7 +1596,7 @@
           <w:ilvl w:val="1"/>
           <w:numId w:val="4"/>
         </w:numPr>
-        <w:spacing w:after="240"/>
+        <w:spacing w:after="240" w:line="276" w:lineRule="auto"/>
       </w:pPr>
       <w:r>
         <w:rPr>
@@ -1433,7 +1610,7 @@
     </w:p>
     <w:p>
       <w:r>
-        <w:pict w14:anchorId="0044E795">
+        <w:pict w14:anchorId="65088CF9">
           <v:rect id="_x0000_i1027" style="width:0;height:1.5pt" o:hralign="center" o:hrstd="t" o:hr="t" fillcolor="#a0a0a0" stroked="f"/>
         </w:pict>
       </w:r>
@@ -1457,7 +1634,6 @@
           <w:sz w:val="34"/>
           <w:szCs w:val="34"/>
         </w:rPr>
-        <w:lastRenderedPageBreak/>
         <w:t>🔑 Importance</w:t>
       </w:r>
     </w:p>
@@ -1467,51 +1643,77 @@
       </w:pPr>
       <w:r>
         <w:rPr>
-          <w:b/>
-          <w:shd w:val="clear" w:color="auto" w:fill="B7B7B7"/>
-        </w:rPr>
-        <w:t># Source</w:t>
-      </w:r>
-      <w:r>
-        <w:rPr>
-          <w:shd w:val="clear" w:color="auto" w:fill="B7B7B7"/>
-        </w:rPr>
-        <w:t xml:space="preserve">: </w:t>
-      </w:r>
-      <w:r>
-        <w:rPr>
-          <w:b/>
-          <w:shd w:val="clear" w:color="auto" w:fill="B7B7B7"/>
-        </w:rPr>
-        <w:t xml:space="preserve">Chatgpt </w:t>
-      </w:r>
-      <w:r>
-        <w:rPr>
-          <w:b/>
-          <w:sz w:val="14"/>
-          <w:szCs w:val="14"/>
-          <w:shd w:val="clear" w:color="auto" w:fill="B7B7B7"/>
-        </w:rPr>
-        <w:t>(GPT</w:t>
-      </w:r>
-      <w:r>
-        <w:rPr>
-          <w:rFonts w:ascii="Cambria Math" w:hAnsi="Cambria Math" w:cs="Cambria Math"/>
-          <w:b/>
-          <w:sz w:val="14"/>
-          <w:szCs w:val="14"/>
-          <w:shd w:val="clear" w:color="auto" w:fill="B7B7B7"/>
+          <w:rFonts w:ascii="Arial" w:eastAsia="Arial" w:hAnsi="Arial" w:cs="Arial"/>
+          <w:b/>
+          <w:color w:val="000000"/>
+          <w:sz w:val="18"/>
+          <w:highlight w:val="lightGray"/>
+        </w:rPr>
+        <w:t># Source: AI Source: Provided by: [Data Path</w:t>
+      </w:r>
+      <w:r>
+        <w:rPr>
+          <w:rFonts w:ascii="Arial" w:eastAsia="Arial" w:hAnsi="Arial" w:cs="Arial"/>
+          <w:color w:val="000000"/>
+          <w:sz w:val="18"/>
+          <w:highlight w:val="lightGray"/>
+        </w:rPr>
+        <w:t xml:space="preserve">: Persons Table -&gt; ID Column: 1, Name_En Column: Motasem Essam] -&gt; </w:t>
+      </w:r>
+      <w:r>
+        <w:rPr>
+          <w:rFonts w:ascii="Arial" w:eastAsia="Arial" w:hAnsi="Arial" w:cs="Arial"/>
+          <w:b/>
+          <w:color w:val="000000"/>
+          <w:sz w:val="18"/>
+          <w:highlight w:val="lightGray"/>
+        </w:rPr>
+        <w:t>From:</w:t>
+      </w:r>
+      <w:r>
+        <w:rPr>
+          <w:rFonts w:ascii="Arial" w:eastAsia="Arial" w:hAnsi="Arial" w:cs="Arial"/>
+          <w:color w:val="000000"/>
+          <w:sz w:val="18"/>
+          <w:highlight w:val="lightGray"/>
+        </w:rPr>
+        <w:t xml:space="preserve"> [Chatgpt (GPT</w:t>
+      </w:r>
+      <w:r>
+        <w:rPr>
+          <w:rFonts w:ascii="Arial" w:eastAsia="Arial" w:hAnsi="Arial" w:cs="Cambria Math"/>
+          <w:color w:val="000000"/>
+          <w:sz w:val="18"/>
+          <w:highlight w:val="lightGray"/>
         </w:rPr>
         <w:t>‑</w:t>
       </w:r>
       <w:r>
         <w:rPr>
-          <w:b/>
-          <w:sz w:val="14"/>
-          <w:szCs w:val="14"/>
-          <w:shd w:val="clear" w:color="auto" w:fill="B7B7B7"/>
-        </w:rPr>
-        <w:t>5 Mini) at [8/18/2025]</w:t>
+          <w:rFonts w:ascii="Arial" w:eastAsia="Arial" w:hAnsi="Arial" w:cs="Arial"/>
+          <w:color w:val="000000"/>
+          <w:sz w:val="18"/>
+          <w:highlight w:val="lightGray"/>
+        </w:rPr>
+        <w:t xml:space="preserve">5 Mini)] </w:t>
+      </w:r>
+      <w:r>
+        <w:rPr>
+          <w:rFonts w:ascii="Arial" w:eastAsia="Arial" w:hAnsi="Arial" w:cs="Arial"/>
+          <w:b/>
+          <w:color w:val="000000"/>
+          <w:sz w:val="18"/>
+          <w:highlight w:val="lightGray"/>
+        </w:rPr>
+        <w:t>on</w:t>
+      </w:r>
+      <w:r>
+        <w:rPr>
+          <w:rFonts w:ascii="Arial" w:eastAsia="Arial" w:hAnsi="Arial"/>
+          <w:sz w:val="18"/>
+          <w:highlight w:val="lightGray"/>
+        </w:rPr>
+        <w:t xml:space="preserve"> [8/18/2025]</w:t>
       </w:r>
     </w:p>
     <w:p>
@@ -1520,7 +1722,7 @@
           <w:ilvl w:val="0"/>
           <w:numId w:val="3"/>
         </w:numPr>
-        <w:spacing w:before="240"/>
+        <w:spacing w:before="240" w:after="0" w:line="276" w:lineRule="auto"/>
       </w:pPr>
       <w:r>
         <w:rPr>
@@ -1554,6 +1756,7 @@
           <w:ilvl w:val="0"/>
           <w:numId w:val="3"/>
         </w:numPr>
+        <w:spacing w:after="0" w:line="276" w:lineRule="auto"/>
       </w:pPr>
       <w:r>
         <w:rPr>
@@ -1587,6 +1790,7 @@
           <w:ilvl w:val="0"/>
           <w:numId w:val="3"/>
         </w:numPr>
+        <w:spacing w:after="0" w:line="276" w:lineRule="auto"/>
       </w:pPr>
       <w:r>
         <w:rPr>
@@ -1620,7 +1824,7 @@
           <w:ilvl w:val="0"/>
           <w:numId w:val="3"/>
         </w:numPr>
-        <w:spacing w:after="240"/>
+        <w:spacing w:after="240" w:line="276" w:lineRule="auto"/>
       </w:pPr>
       <w:r>
         <w:rPr>
@@ -1650,7 +1854,7 @@
     </w:p>
     <w:p>
       <w:r>
-        <w:pict w14:anchorId="6E74E737">
+        <w:pict w14:anchorId="141525FE">
           <v:rect id="_x0000_i1028" style="width:0;height:1.5pt" o:hralign="center" o:hrstd="t" o:hr="t" fillcolor="#a0a0a0" stroked="f"/>
         </w:pict>
       </w:r>
@@ -1683,7 +1887,7 @@
           <w:ilvl w:val="0"/>
           <w:numId w:val="2"/>
         </w:numPr>
-        <w:spacing w:before="240"/>
+        <w:spacing w:before="240" w:after="0" w:line="276" w:lineRule="auto"/>
       </w:pPr>
       <w:r>
         <w:rPr>
@@ -1711,7 +1915,7 @@
           <w:ilvl w:val="0"/>
           <w:numId w:val="2"/>
         </w:numPr>
-        <w:spacing w:after="240"/>
+        <w:spacing w:after="240" w:line="276" w:lineRule="auto"/>
       </w:pPr>
       <w:r>
         <w:rPr>
@@ -1735,18 +1939,19 @@
     </w:p>
     <w:p>
       <w:r>
-        <w:pict w14:anchorId="15D709A4">
+        <w:pict w14:anchorId="0A5F4C94">
           <v:rect id="_x0000_i1029" style="width:0;height:1.5pt" o:hralign="center" o:hrstd="t" o:hr="t" fillcolor="#a0a0a0" stroked="f"/>
         </w:pict>
       </w:r>
     </w:p>
+    <w:p/>
     <w:p/>
     <w:p/>
     <w:sectPr>
       <w:pgSz w:w="12240" w:h="15840"/>
       <w:pgMar w:top="1440" w:right="1440" w:bottom="1440" w:left="1440" w:header="720" w:footer="720" w:gutter="0"/>
-      <w:pgNumType w:start="1"/>
       <w:cols w:space="720"/>
+      <w:docGrid w:linePitch="360"/>
     </w:sectPr>
   </w:body>
 </w:document>
@@ -2969,18 +3174,6 @@
   <w:style w:type="paragraph" w:default="1" w:styleId="Normal">
     <w:name w:val="Normal"/>
     <w:qFormat/>
-    <w:rsid w:val="00173234"/>
-    <w:pPr>
-      <w:spacing w:after="0" w:line="276" w:lineRule="auto"/>
-    </w:pPr>
-    <w:rPr>
-      <w:rFonts w:ascii="Arial" w:eastAsia="Arial" w:hAnsi="Arial" w:cs="Arial"/>
-      <w:kern w:val="0"/>
-      <w:sz w:val="22"/>
-      <w:szCs w:val="22"/>
-      <w:lang w:val="en"/>
-      <w14:ligatures w14:val="none"/>
-    </w:rPr>
   </w:style>
   <w:style w:type="paragraph" w:styleId="Heading1">
     <w:name w:val="heading 1"/>
@@ -2989,7 +3182,7 @@
     <w:link w:val="Heading1Char"/>
     <w:uiPriority w:val="9"/>
     <w:qFormat/>
-    <w:rsid w:val="00660FC7"/>
+    <w:rsid w:val="00681927"/>
     <w:pPr>
       <w:keepNext/>
       <w:keepLines/>
@@ -3011,7 +3204,7 @@
     <w:uiPriority w:val="9"/>
     <w:unhideWhenUsed/>
     <w:qFormat/>
-    <w:rsid w:val="00660FC7"/>
+    <w:rsid w:val="00681927"/>
     <w:pPr>
       <w:keepNext/>
       <w:keepLines/>
@@ -3033,7 +3226,7 @@
     <w:uiPriority w:val="9"/>
     <w:unhideWhenUsed/>
     <w:qFormat/>
-    <w:rsid w:val="00660FC7"/>
+    <w:rsid w:val="00681927"/>
     <w:pPr>
       <w:keepNext/>
       <w:keepLines/>
@@ -3056,7 +3249,7 @@
     <w:semiHidden/>
     <w:unhideWhenUsed/>
     <w:qFormat/>
-    <w:rsid w:val="00660FC7"/>
+    <w:rsid w:val="00681927"/>
     <w:pPr>
       <w:keepNext/>
       <w:keepLines/>
@@ -3079,7 +3272,7 @@
     <w:semiHidden/>
     <w:unhideWhenUsed/>
     <w:qFormat/>
-    <w:rsid w:val="00660FC7"/>
+    <w:rsid w:val="00681927"/>
     <w:pPr>
       <w:keepNext/>
       <w:keepLines/>
@@ -3100,11 +3293,11 @@
     <w:semiHidden/>
     <w:unhideWhenUsed/>
     <w:qFormat/>
-    <w:rsid w:val="00660FC7"/>
+    <w:rsid w:val="00681927"/>
     <w:pPr>
       <w:keepNext/>
       <w:keepLines/>
-      <w:spacing w:before="40"/>
+      <w:spacing w:before="40" w:after="0"/>
       <w:outlineLvl w:val="5"/>
     </w:pPr>
     <w:rPr>
@@ -3123,11 +3316,11 @@
     <w:semiHidden/>
     <w:unhideWhenUsed/>
     <w:qFormat/>
-    <w:rsid w:val="00660FC7"/>
+    <w:rsid w:val="00681927"/>
     <w:pPr>
       <w:keepNext/>
       <w:keepLines/>
-      <w:spacing w:before="40"/>
+      <w:spacing w:before="40" w:after="0"/>
       <w:outlineLvl w:val="6"/>
     </w:pPr>
     <w:rPr>
@@ -3144,10 +3337,11 @@
     <w:semiHidden/>
     <w:unhideWhenUsed/>
     <w:qFormat/>
-    <w:rsid w:val="00660FC7"/>
+    <w:rsid w:val="00681927"/>
     <w:pPr>
       <w:keepNext/>
       <w:keepLines/>
+      <w:spacing w:after="0"/>
       <w:outlineLvl w:val="7"/>
     </w:pPr>
     <w:rPr>
@@ -3166,10 +3360,11 @@
     <w:semiHidden/>
     <w:unhideWhenUsed/>
     <w:qFormat/>
-    <w:rsid w:val="00660FC7"/>
+    <w:rsid w:val="00681927"/>
     <w:pPr>
       <w:keepNext/>
       <w:keepLines/>
+      <w:spacing w:after="0"/>
       <w:outlineLvl w:val="8"/>
     </w:pPr>
     <w:rPr>
@@ -3209,7 +3404,7 @@
     <w:basedOn w:val="DefaultParagraphFont"/>
     <w:link w:val="Heading1"/>
     <w:uiPriority w:val="9"/>
-    <w:rsid w:val="00660FC7"/>
+    <w:rsid w:val="00681927"/>
     <w:rPr>
       <w:rFonts w:asciiTheme="majorHAnsi" w:eastAsiaTheme="majorEastAsia" w:hAnsiTheme="majorHAnsi" w:cstheme="majorBidi"/>
       <w:color w:val="2F5496" w:themeColor="accent1" w:themeShade="BF"/>
@@ -3222,7 +3417,7 @@
     <w:basedOn w:val="DefaultParagraphFont"/>
     <w:link w:val="Heading2"/>
     <w:uiPriority w:val="9"/>
-    <w:rsid w:val="00660FC7"/>
+    <w:rsid w:val="00681927"/>
     <w:rPr>
       <w:rFonts w:asciiTheme="majorHAnsi" w:eastAsiaTheme="majorEastAsia" w:hAnsiTheme="majorHAnsi" w:cstheme="majorBidi"/>
       <w:color w:val="2F5496" w:themeColor="accent1" w:themeShade="BF"/>
@@ -3235,7 +3430,7 @@
     <w:basedOn w:val="DefaultParagraphFont"/>
     <w:link w:val="Heading3"/>
     <w:uiPriority w:val="9"/>
-    <w:rsid w:val="00660FC7"/>
+    <w:rsid w:val="00681927"/>
     <w:rPr>
       <w:rFonts w:eastAsiaTheme="majorEastAsia" w:cstheme="majorBidi"/>
       <w:color w:val="2F5496" w:themeColor="accent1" w:themeShade="BF"/>
@@ -3249,7 +3444,7 @@
     <w:link w:val="Heading4"/>
     <w:uiPriority w:val="9"/>
     <w:semiHidden/>
-    <w:rsid w:val="00660FC7"/>
+    <w:rsid w:val="00681927"/>
     <w:rPr>
       <w:rFonts w:eastAsiaTheme="majorEastAsia" w:cstheme="majorBidi"/>
       <w:i/>
@@ -3263,7 +3458,7 @@
     <w:link w:val="Heading5"/>
     <w:uiPriority w:val="9"/>
     <w:semiHidden/>
-    <w:rsid w:val="00660FC7"/>
+    <w:rsid w:val="00681927"/>
     <w:rPr>
       <w:rFonts w:eastAsiaTheme="majorEastAsia" w:cstheme="majorBidi"/>
       <w:color w:val="2F5496" w:themeColor="accent1" w:themeShade="BF"/>
@@ -3275,7 +3470,7 @@
     <w:link w:val="Heading6"/>
     <w:uiPriority w:val="9"/>
     <w:semiHidden/>
-    <w:rsid w:val="00660FC7"/>
+    <w:rsid w:val="00681927"/>
     <w:rPr>
       <w:rFonts w:eastAsiaTheme="majorEastAsia" w:cstheme="majorBidi"/>
       <w:i/>
@@ -3289,7 +3484,7 @@
     <w:link w:val="Heading7"/>
     <w:uiPriority w:val="9"/>
     <w:semiHidden/>
-    <w:rsid w:val="00660FC7"/>
+    <w:rsid w:val="00681927"/>
     <w:rPr>
       <w:rFonts w:eastAsiaTheme="majorEastAsia" w:cstheme="majorBidi"/>
       <w:color w:val="595959" w:themeColor="text1" w:themeTint="A6"/>
@@ -3301,7 +3496,7 @@
     <w:link w:val="Heading8"/>
     <w:uiPriority w:val="9"/>
     <w:semiHidden/>
-    <w:rsid w:val="00660FC7"/>
+    <w:rsid w:val="00681927"/>
     <w:rPr>
       <w:rFonts w:eastAsiaTheme="majorEastAsia" w:cstheme="majorBidi"/>
       <w:i/>
@@ -3315,7 +3510,7 @@
     <w:link w:val="Heading9"/>
     <w:uiPriority w:val="9"/>
     <w:semiHidden/>
-    <w:rsid w:val="00660FC7"/>
+    <w:rsid w:val="00681927"/>
     <w:rPr>
       <w:rFonts w:eastAsiaTheme="majorEastAsia" w:cstheme="majorBidi"/>
       <w:color w:val="272727" w:themeColor="text1" w:themeTint="D8"/>
@@ -3328,7 +3523,7 @@
     <w:link w:val="TitleChar"/>
     <w:uiPriority w:val="10"/>
     <w:qFormat/>
-    <w:rsid w:val="00660FC7"/>
+    <w:rsid w:val="00681927"/>
     <w:pPr>
       <w:spacing w:after="80" w:line="240" w:lineRule="auto"/>
       <w:contextualSpacing/>
@@ -3346,7 +3541,7 @@
     <w:basedOn w:val="DefaultParagraphFont"/>
     <w:link w:val="Title"/>
     <w:uiPriority w:val="10"/>
-    <w:rsid w:val="00660FC7"/>
+    <w:rsid w:val="00681927"/>
     <w:rPr>
       <w:rFonts w:asciiTheme="majorHAnsi" w:eastAsiaTheme="majorEastAsia" w:hAnsiTheme="majorHAnsi" w:cstheme="majorBidi"/>
       <w:spacing w:val="-10"/>
@@ -3362,7 +3557,7 @@
     <w:link w:val="SubtitleChar"/>
     <w:uiPriority w:val="11"/>
     <w:qFormat/>
-    <w:rsid w:val="00660FC7"/>
+    <w:rsid w:val="00681927"/>
     <w:pPr>
       <w:numPr>
         <w:ilvl w:val="1"/>
@@ -3381,7 +3576,7 @@
     <w:basedOn w:val="DefaultParagraphFont"/>
     <w:link w:val="Subtitle"/>
     <w:uiPriority w:val="11"/>
-    <w:rsid w:val="00660FC7"/>
+    <w:rsid w:val="00681927"/>
     <w:rPr>
       <w:rFonts w:eastAsiaTheme="majorEastAsia" w:cstheme="majorBidi"/>
       <w:color w:val="595959" w:themeColor="text1" w:themeTint="A6"/>
@@ -3397,7 +3592,7 @@
     <w:link w:val="QuoteChar"/>
     <w:uiPriority w:val="29"/>
     <w:qFormat/>
-    <w:rsid w:val="00660FC7"/>
+    <w:rsid w:val="00681927"/>
     <w:pPr>
       <w:spacing w:before="160"/>
       <w:jc w:val="center"/>
@@ -3413,7 +3608,7 @@
     <w:basedOn w:val="DefaultParagraphFont"/>
     <w:link w:val="Quote"/>
     <w:uiPriority w:val="29"/>
-    <w:rsid w:val="00660FC7"/>
+    <w:rsid w:val="00681927"/>
     <w:rPr>
       <w:i/>
       <w:iCs/>
@@ -3425,7 +3620,7 @@
     <w:basedOn w:val="Normal"/>
     <w:uiPriority w:val="34"/>
     <w:qFormat/>
-    <w:rsid w:val="00660FC7"/>
+    <w:rsid w:val="00681927"/>
     <w:pPr>
       <w:ind w:left="720"/>
       <w:contextualSpacing/>
@@ -3436,7 +3631,7 @@
     <w:basedOn w:val="DefaultParagraphFont"/>
     <w:uiPriority w:val="21"/>
     <w:qFormat/>
-    <w:rsid w:val="00660FC7"/>
+    <w:rsid w:val="00681927"/>
     <w:rPr>
       <w:i/>
       <w:iCs/>
@@ -3450,7 +3645,7 @@
     <w:link w:val="IntenseQuoteChar"/>
     <w:uiPriority w:val="30"/>
     <w:qFormat/>
-    <w:rsid w:val="00660FC7"/>
+    <w:rsid w:val="00681927"/>
     <w:pPr>
       <w:pBdr>
         <w:top w:val="single" w:sz="4" w:space="10" w:color="2F5496" w:themeColor="accent1" w:themeShade="BF"/>
@@ -3471,7 +3666,7 @@
     <w:basedOn w:val="DefaultParagraphFont"/>
     <w:link w:val="IntenseQuote"/>
     <w:uiPriority w:val="30"/>
-    <w:rsid w:val="00660FC7"/>
+    <w:rsid w:val="00681927"/>
     <w:rPr>
       <w:i/>
       <w:iCs/>
@@ -3483,7 +3678,7 @@
     <w:basedOn w:val="DefaultParagraphFont"/>
     <w:uiPriority w:val="32"/>
     <w:qFormat/>
-    <w:rsid w:val="00660FC7"/>
+    <w:rsid w:val="00681927"/>
     <w:rPr>
       <w:b/>
       <w:bCs/>
